--- a/Classification of visual memory systems v10.0.docx
+++ b/Classification of visual memory systems v10.0.docx
@@ -418,7 +418,15 @@
         <w:t xml:space="preserve"> of memory images</w:t>
       </w:r>
       <w:r>
-        <w:t>, then each memory image would be retrieved independently from any other memory image much like a dictionary is used to look up word definitions. Even though it is ordered, the word that follows is neither useful or in any way associated with the previous word and no one would be interested in knowing all the words that start with a certain letter (at least someone disinterested in pushing the limits of a mnemonic system).</w:t>
+        <w:t xml:space="preserve">, then each memory image would be retrieved independently from any other memory image much like a dictionary is used to look up word definitions. Even though it is ordered, the word that follows is neither useful or in any way associated with the previous </w:t>
+      </w:r>
+      <w:proofErr w:type="gramStart"/>
+      <w:r>
+        <w:t>word</w:t>
+      </w:r>
+      <w:proofErr w:type="gramEnd"/>
+      <w:r>
+        <w:t xml:space="preserve"> and no one would be interested in knowing all the words that start with a certain letter (at least someone disinterested in pushing the limits of a mnemonic system).</w:t>
       </w:r>
     </w:p>
     <w:p>
@@ -1291,7 +1299,7 @@
                 <w:b/>
                 <w:bCs/>
               </w:rPr>
-              <w:t>Location</w:t>
+              <w:t>Vicinity</w:t>
             </w:r>
             <w:r>
               <w:rPr>
@@ -1304,7 +1312,13 @@
               <w:t xml:space="preserve">Images use relevant narrative logic driven </w:t>
             </w:r>
             <w:r>
-              <w:t>by events at a</w:t>
+              <w:t xml:space="preserve">by events </w:t>
+            </w:r>
+            <w:r>
+              <w:t xml:space="preserve">within </w:t>
+            </w:r>
+            <w:r>
+              <w:t>a</w:t>
             </w:r>
             <w:r>
               <w:t xml:space="preserve"> </w:t>
@@ -1752,11 +1766,21 @@
     <w:r>
       <w:t xml:space="preserve"> last saved </w:t>
     </w:r>
-    <w:fldSimple w:instr=" DOCPROPERTY  LastSavedTime  \* MERGEFORMAT ">
-      <w:r>
-        <w:t>10/16/2021 1:27 PM</w:t>
-      </w:r>
-    </w:fldSimple>
+    <w:r>
+      <w:fldChar w:fldCharType="begin"/>
+    </w:r>
+    <w:r>
+      <w:instrText xml:space="preserve"> DOCPROPERTY  LastSavedTime  \* MERGEFORMAT </w:instrText>
+    </w:r>
+    <w:r>
+      <w:fldChar w:fldCharType="separate"/>
+    </w:r>
+    <w:r>
+      <w:t>10/16/2021 1:27 PM</w:t>
+    </w:r>
+    <w:r>
+      <w:fldChar w:fldCharType="end"/>
+    </w:r>
   </w:p>
 </w:ftr>
 </file>
@@ -5344,7 +5368,7 @@
   <w:style w:type="paragraph" w:default="1" w:styleId="Normal">
     <w:name w:val="Normal"/>
     <w:qFormat/>
-    <w:rsid w:val="00487577"/>
+    <w:rsid w:val="00784BA3"/>
     <w:pPr>
       <w:spacing w:after="40" w:line="250" w:lineRule="auto"/>
       <w:ind w:left="720"/>
@@ -5360,7 +5384,7 @@
     <w:link w:val="Heading1Char"/>
     <w:uiPriority w:val="9"/>
     <w:qFormat/>
-    <w:rsid w:val="00487577"/>
+    <w:rsid w:val="00784BA3"/>
     <w:pPr>
       <w:keepNext/>
       <w:keepLines/>
@@ -5382,7 +5406,7 @@
     <w:uiPriority w:val="9"/>
     <w:unhideWhenUsed/>
     <w:qFormat/>
-    <w:rsid w:val="00487577"/>
+    <w:rsid w:val="00784BA3"/>
     <w:pPr>
       <w:keepNext/>
       <w:keepLines/>
@@ -5405,7 +5429,7 @@
     <w:uiPriority w:val="9"/>
     <w:unhideWhenUsed/>
     <w:qFormat/>
-    <w:rsid w:val="00487577"/>
+    <w:rsid w:val="00784BA3"/>
     <w:pPr>
       <w:keepNext/>
       <w:keepLines/>
@@ -5428,7 +5452,7 @@
     <w:uiPriority w:val="9"/>
     <w:unhideWhenUsed/>
     <w:qFormat/>
-    <w:rsid w:val="00487577"/>
+    <w:rsid w:val="00784BA3"/>
     <w:pPr>
       <w:keepNext/>
       <w:spacing w:before="120"/>
@@ -5449,7 +5473,7 @@
     <w:uiPriority w:val="9"/>
     <w:unhideWhenUsed/>
     <w:qFormat/>
-    <w:rsid w:val="00487577"/>
+    <w:rsid w:val="00784BA3"/>
     <w:pPr>
       <w:keepNext/>
       <w:spacing w:before="120" w:after="40"/>
@@ -5476,7 +5500,7 @@
     <w:uiPriority w:val="9"/>
     <w:unhideWhenUsed/>
     <w:qFormat/>
-    <w:rsid w:val="00487577"/>
+    <w:rsid w:val="00784BA3"/>
     <w:pPr>
       <w:pBdr>
         <w:top w:val="dotted" w:sz="4" w:space="1" w:color="5B9BD5" w:themeColor="accent5"/>
@@ -5501,7 +5525,7 @@
     <w:uiPriority w:val="9"/>
     <w:unhideWhenUsed/>
     <w:qFormat/>
-    <w:rsid w:val="00487577"/>
+    <w:rsid w:val="00784BA3"/>
     <w:pPr>
       <w:spacing w:before="240"/>
       <w:outlineLvl w:val="6"/>
@@ -5523,7 +5547,7 @@
     <w:uiPriority w:val="9"/>
     <w:unhideWhenUsed/>
     <w:qFormat/>
-    <w:rsid w:val="00487577"/>
+    <w:rsid w:val="00784BA3"/>
     <w:pPr>
       <w:spacing w:before="240"/>
       <w:outlineLvl w:val="7"/>
@@ -5546,7 +5570,7 @@
     <w:uiPriority w:val="9"/>
     <w:unhideWhenUsed/>
     <w:qFormat/>
-    <w:rsid w:val="00487577"/>
+    <w:rsid w:val="00784BA3"/>
     <w:pPr>
       <w:spacing w:before="120"/>
       <w:outlineLvl w:val="8"/>
@@ -5565,7 +5589,7 @@
     <w:uiPriority w:val="1"/>
     <w:semiHidden/>
     <w:unhideWhenUsed/>
-    <w:rsid w:val="00487577"/>
+    <w:rsid w:val="00784BA3"/>
   </w:style>
   <w:style w:type="table" w:default="1" w:styleId="TableNormal">
     <w:name w:val="Normal Table"/>
@@ -5587,14 +5611,14 @@
     <w:uiPriority w:val="99"/>
     <w:semiHidden/>
     <w:unhideWhenUsed/>
-    <w:rsid w:val="00487577"/>
+    <w:rsid w:val="00784BA3"/>
   </w:style>
   <w:style w:type="character" w:customStyle="1" w:styleId="Heading5Char">
     <w:name w:val="Heading 5 Char"/>
     <w:basedOn w:val="DefaultParagraphFont"/>
     <w:link w:val="Heading5"/>
     <w:uiPriority w:val="9"/>
-    <w:rsid w:val="00487577"/>
+    <w:rsid w:val="00784BA3"/>
     <w:rPr>
       <w:rFonts w:asciiTheme="majorHAnsi" w:hAnsiTheme="majorHAnsi"/>
       <w:b/>
@@ -5626,7 +5650,7 @@
     <w:basedOn w:val="DefaultParagraphFont"/>
     <w:link w:val="Heading4"/>
     <w:uiPriority w:val="9"/>
-    <w:rsid w:val="00487577"/>
+    <w:rsid w:val="00784BA3"/>
     <w:rPr>
       <w:rFonts w:ascii="Franklin Gothic Book" w:hAnsi="Franklin Gothic Book"/>
       <w:b/>
@@ -5641,7 +5665,7 @@
     <w:basedOn w:val="DefaultParagraphFont"/>
     <w:link w:val="Heading3"/>
     <w:uiPriority w:val="9"/>
-    <w:rsid w:val="00487577"/>
+    <w:rsid w:val="00784BA3"/>
     <w:rPr>
       <w:rFonts w:ascii="Franklin Gothic Medium Cond" w:eastAsiaTheme="majorEastAsia" w:hAnsi="Franklin Gothic Medium Cond" w:cstheme="majorBidi"/>
       <w:color w:val="1F3763" w:themeColor="accent1" w:themeShade="7F"/>
@@ -5653,7 +5677,7 @@
     <w:name w:val="Table Grid"/>
     <w:basedOn w:val="TableNormal"/>
     <w:uiPriority w:val="39"/>
-    <w:rsid w:val="00487577"/>
+    <w:rsid w:val="00784BA3"/>
     <w:pPr>
       <w:spacing w:after="0" w:line="240" w:lineRule="auto"/>
     </w:pPr>
@@ -5678,7 +5702,7 @@
     <w:basedOn w:val="DefaultParagraphFont"/>
     <w:link w:val="Heading1"/>
     <w:uiPriority w:val="9"/>
-    <w:rsid w:val="00487577"/>
+    <w:rsid w:val="00784BA3"/>
     <w:rPr>
       <w:rFonts w:ascii="Franklin Gothic Heavy" w:eastAsiaTheme="majorEastAsia" w:hAnsi="Franklin Gothic Heavy" w:cstheme="majorBidi"/>
       <w:color w:val="2E74B5" w:themeColor="accent5" w:themeShade="BF"/>
@@ -5692,7 +5716,7 @@
     <w:link w:val="HeaderChar"/>
     <w:uiPriority w:val="99"/>
     <w:unhideWhenUsed/>
-    <w:rsid w:val="00487577"/>
+    <w:rsid w:val="00784BA3"/>
     <w:pPr>
       <w:tabs>
         <w:tab w:val="center" w:pos="4680"/>
@@ -5712,7 +5736,7 @@
     <w:basedOn w:val="DefaultParagraphFont"/>
     <w:link w:val="Header"/>
     <w:uiPriority w:val="99"/>
-    <w:rsid w:val="00487577"/>
+    <w:rsid w:val="00784BA3"/>
     <w:rPr>
       <w:rFonts w:ascii="Franklin Gothic Heavy" w:hAnsi="Franklin Gothic Heavy"/>
       <w:color w:val="808080" w:themeColor="background1" w:themeShade="80"/>
@@ -5726,7 +5750,7 @@
     <w:link w:val="FooterChar"/>
     <w:uiPriority w:val="99"/>
     <w:unhideWhenUsed/>
-    <w:rsid w:val="00487577"/>
+    <w:rsid w:val="00784BA3"/>
     <w:pPr>
       <w:tabs>
         <w:tab w:val="right" w:pos="9270"/>
@@ -5746,7 +5770,7 @@
     <w:basedOn w:val="DefaultParagraphFont"/>
     <w:link w:val="Footer"/>
     <w:uiPriority w:val="99"/>
-    <w:rsid w:val="00487577"/>
+    <w:rsid w:val="00784BA3"/>
     <w:rPr>
       <w:rFonts w:ascii="Arial Black" w:hAnsi="Arial Black"/>
       <w:color w:val="808080" w:themeColor="background1" w:themeShade="80"/>
@@ -5759,7 +5783,7 @@
     <w:basedOn w:val="DefaultParagraphFont"/>
     <w:link w:val="Heading2"/>
     <w:uiPriority w:val="9"/>
-    <w:rsid w:val="00487577"/>
+    <w:rsid w:val="00784BA3"/>
     <w:rPr>
       <w:rFonts w:ascii="Franklin Gothic Demi" w:eastAsiaTheme="majorEastAsia" w:hAnsi="Franklin Gothic Demi" w:cstheme="majorBidi"/>
       <w:color w:val="2F5496" w:themeColor="accent1" w:themeShade="BF"/>
@@ -5774,7 +5798,7 @@
     <w:basedOn w:val="Normal"/>
     <w:uiPriority w:val="34"/>
     <w:qFormat/>
-    <w:rsid w:val="00487577"/>
+    <w:rsid w:val="00784BA3"/>
     <w:pPr>
       <w:numPr>
         <w:numId w:val="21"/>
@@ -5787,7 +5811,7 @@
     <w:basedOn w:val="DefaultParagraphFont"/>
     <w:link w:val="Heading6"/>
     <w:uiPriority w:val="9"/>
-    <w:rsid w:val="00487577"/>
+    <w:rsid w:val="00784BA3"/>
     <w:rPr>
       <w:caps/>
       <w:color w:val="2F5496" w:themeColor="accent1" w:themeShade="BF"/>
@@ -5801,7 +5825,7 @@
     <w:basedOn w:val="DefaultParagraphFont"/>
     <w:link w:val="Heading7"/>
     <w:uiPriority w:val="9"/>
-    <w:rsid w:val="00487577"/>
+    <w:rsid w:val="00784BA3"/>
     <w:rPr>
       <w:b/>
       <w:bCs/>
@@ -5817,7 +5841,7 @@
     <w:basedOn w:val="DefaultParagraphFont"/>
     <w:link w:val="Heading8"/>
     <w:uiPriority w:val="9"/>
-    <w:rsid w:val="00487577"/>
+    <w:rsid w:val="00784BA3"/>
     <w:rPr>
       <w:b/>
       <w:bCs/>
@@ -5833,7 +5857,7 @@
     <w:basedOn w:val="DefaultParagraphFont"/>
     <w:link w:val="Heading9"/>
     <w:uiPriority w:val="9"/>
-    <w:rsid w:val="00487577"/>
+    <w:rsid w:val="00784BA3"/>
     <w:rPr>
       <w:b/>
       <w:bCs/>
@@ -5850,7 +5874,7 @@
     <w:uiPriority w:val="99"/>
     <w:semiHidden/>
     <w:unhideWhenUsed/>
-    <w:rsid w:val="00487577"/>
+    <w:rsid w:val="00784BA3"/>
     <w:rPr>
       <w:rFonts w:ascii="Segoe UI" w:hAnsi="Segoe UI" w:cs="Segoe UI"/>
       <w:szCs w:val="18"/>
@@ -5862,7 +5886,7 @@
     <w:link w:val="BalloonText"/>
     <w:uiPriority w:val="99"/>
     <w:semiHidden/>
-    <w:rsid w:val="00487577"/>
+    <w:rsid w:val="00784BA3"/>
     <w:rPr>
       <w:rFonts w:ascii="Segoe UI" w:hAnsi="Segoe UI" w:cs="Segoe UI"/>
       <w:sz w:val="20"/>
@@ -5875,7 +5899,7 @@
     <w:link w:val="BodyTextChar"/>
     <w:uiPriority w:val="99"/>
     <w:unhideWhenUsed/>
-    <w:rsid w:val="00487577"/>
+    <w:rsid w:val="00784BA3"/>
     <w:pPr>
       <w:jc w:val="center"/>
     </w:pPr>
@@ -5888,7 +5912,7 @@
     <w:basedOn w:val="DefaultParagraphFont"/>
     <w:link w:val="BodyText"/>
     <w:uiPriority w:val="99"/>
-    <w:rsid w:val="00487577"/>
+    <w:rsid w:val="00784BA3"/>
     <w:rPr>
       <w:color w:val="FFFFFF" w:themeColor="background1"/>
       <w:sz w:val="20"/>
@@ -5899,7 +5923,7 @@
     <w:name w:val="Book Title"/>
     <w:uiPriority w:val="33"/>
     <w:qFormat/>
-    <w:rsid w:val="00487577"/>
+    <w:rsid w:val="00784BA3"/>
     <w:rPr>
       <w:b/>
       <w:bCs/>
@@ -5916,7 +5940,7 @@
     <w:semiHidden/>
     <w:unhideWhenUsed/>
     <w:qFormat/>
-    <w:rsid w:val="00487577"/>
+    <w:rsid w:val="00784BA3"/>
     <w:rPr>
       <w:b/>
       <w:bCs/>
@@ -5928,7 +5952,7 @@
   <w:style w:type="paragraph" w:customStyle="1" w:styleId="ContactInfo">
     <w:name w:val="Contact Info"/>
     <w:basedOn w:val="Normal"/>
-    <w:rsid w:val="00487577"/>
+    <w:rsid w:val="00784BA3"/>
     <w:pPr>
       <w:spacing w:line="300" w:lineRule="auto"/>
     </w:pPr>
@@ -5941,7 +5965,7 @@
     <w:name w:val="Emphasis"/>
     <w:uiPriority w:val="20"/>
     <w:qFormat/>
-    <w:rsid w:val="00487577"/>
+    <w:rsid w:val="00784BA3"/>
     <w:rPr>
       <w:caps/>
       <w:color w:val="1F3763" w:themeColor="accent1" w:themeShade="7F"/>
@@ -5954,7 +5978,7 @@
     <w:uiPriority w:val="99"/>
     <w:semiHidden/>
     <w:unhideWhenUsed/>
-    <w:rsid w:val="00487577"/>
+    <w:rsid w:val="00784BA3"/>
     <w:rPr>
       <w:color w:val="800080"/>
       <w:u w:val="single"/>
@@ -5965,7 +5989,7 @@
     <w:basedOn w:val="DefaultParagraphFont"/>
     <w:uiPriority w:val="99"/>
     <w:unhideWhenUsed/>
-    <w:rsid w:val="00487577"/>
+    <w:rsid w:val="00784BA3"/>
     <w:rPr>
       <w:color w:val="0563C1" w:themeColor="hyperlink"/>
       <w:u w:val="single"/>
@@ -5975,7 +5999,7 @@
     <w:name w:val="Intense Emphasis"/>
     <w:uiPriority w:val="21"/>
     <w:qFormat/>
-    <w:rsid w:val="00487577"/>
+    <w:rsid w:val="00784BA3"/>
     <w:rPr>
       <w:b/>
       <w:bCs/>
@@ -5991,7 +6015,7 @@
     <w:link w:val="IntenseQuoteChar"/>
     <w:uiPriority w:val="30"/>
     <w:qFormat/>
-    <w:rsid w:val="00487577"/>
+    <w:rsid w:val="00784BA3"/>
     <w:pPr>
       <w:spacing w:after="240"/>
       <w:ind w:left="1080" w:right="1080"/>
@@ -6008,7 +6032,7 @@
     <w:basedOn w:val="DefaultParagraphFont"/>
     <w:link w:val="IntenseQuote"/>
     <w:uiPriority w:val="30"/>
-    <w:rsid w:val="00487577"/>
+    <w:rsid w:val="00784BA3"/>
     <w:rPr>
       <w:color w:val="4472C4" w:themeColor="accent1"/>
       <w:sz w:val="24"/>
@@ -6019,7 +6043,7 @@
     <w:name w:val="Intense Reference"/>
     <w:uiPriority w:val="32"/>
     <w:qFormat/>
-    <w:rsid w:val="00487577"/>
+    <w:rsid w:val="00784BA3"/>
     <w:rPr>
       <w:b/>
       <w:bCs/>
@@ -6034,7 +6058,7 @@
     <w:basedOn w:val="Normal"/>
     <w:uiPriority w:val="1"/>
     <w:qFormat/>
-    <w:rsid w:val="00487577"/>
+    <w:rsid w:val="00784BA3"/>
     <w:pPr>
       <w:numPr>
         <w:numId w:val="20"/>
@@ -6047,7 +6071,7 @@
     <w:link w:val="NoSpacingChar"/>
     <w:uiPriority w:val="1"/>
     <w:qFormat/>
-    <w:rsid w:val="00487577"/>
+    <w:rsid w:val="00784BA3"/>
     <w:pPr>
       <w:spacing w:after="0" w:line="240" w:lineRule="auto"/>
       <w:ind w:left="720"/>
@@ -6064,7 +6088,7 @@
     <w:basedOn w:val="DefaultParagraphFont"/>
     <w:link w:val="NoSpacing"/>
     <w:uiPriority w:val="1"/>
-    <w:rsid w:val="00487577"/>
+    <w:rsid w:val="00784BA3"/>
     <w:rPr>
       <w:rFonts w:eastAsiaTheme="minorEastAsia"/>
       <w:sz w:val="20"/>
@@ -6077,7 +6101,7 @@
     <w:basedOn w:val="DefaultParagraphFont"/>
     <w:uiPriority w:val="99"/>
     <w:unhideWhenUsed/>
-    <w:rsid w:val="00487577"/>
+    <w:rsid w:val="00784BA3"/>
     <w:rPr>
       <w:b/>
       <w:bCs/>
@@ -6090,7 +6114,7 @@
     <w:basedOn w:val="DefaultParagraphFont"/>
     <w:uiPriority w:val="99"/>
     <w:semiHidden/>
-    <w:rsid w:val="00487577"/>
+    <w:rsid w:val="00784BA3"/>
     <w:rPr>
       <w:color w:val="808080"/>
     </w:rPr>
@@ -6098,7 +6122,7 @@
   <w:style w:type="character" w:customStyle="1" w:styleId="pullquote">
     <w:name w:val="pullquote"/>
     <w:basedOn w:val="DefaultParagraphFont"/>
-    <w:rsid w:val="00487577"/>
+    <w:rsid w:val="00784BA3"/>
   </w:style>
   <w:style w:type="paragraph" w:styleId="Quote">
     <w:name w:val="Quote"/>
@@ -6107,7 +6131,7 @@
     <w:link w:val="QuoteChar"/>
     <w:uiPriority w:val="29"/>
     <w:qFormat/>
-    <w:rsid w:val="00487577"/>
+    <w:rsid w:val="00784BA3"/>
     <w:pPr>
       <w:pBdr>
         <w:top w:val="dotted" w:sz="4" w:space="1" w:color="5B9BD5" w:themeColor="accent5"/>
@@ -6126,7 +6150,7 @@
     <w:basedOn w:val="DefaultParagraphFont"/>
     <w:link w:val="Quote"/>
     <w:uiPriority w:val="29"/>
-    <w:rsid w:val="00487577"/>
+    <w:rsid w:val="00784BA3"/>
     <w:rPr>
       <w:color w:val="2F5496" w:themeColor="accent1" w:themeShade="BF"/>
       <w:sz w:val="20"/>
@@ -6137,7 +6161,7 @@
     <w:name w:val="Strong"/>
     <w:uiPriority w:val="22"/>
     <w:qFormat/>
-    <w:rsid w:val="00487577"/>
+    <w:rsid w:val="00784BA3"/>
     <w:rPr>
       <w:b/>
       <w:bCs/>
@@ -6150,7 +6174,7 @@
     <w:link w:val="SubtitleChar"/>
     <w:uiPriority w:val="11"/>
     <w:qFormat/>
-    <w:rsid w:val="00487577"/>
+    <w:rsid w:val="00784BA3"/>
     <w:rPr>
       <w:b/>
       <w:bCs/>
@@ -6161,7 +6185,7 @@
     <w:basedOn w:val="DefaultParagraphFont"/>
     <w:link w:val="Subtitle"/>
     <w:uiPriority w:val="11"/>
-    <w:rsid w:val="00487577"/>
+    <w:rsid w:val="00784BA3"/>
     <w:rPr>
       <w:rFonts w:ascii="Franklin Gothic Heavy" w:eastAsiaTheme="majorEastAsia" w:hAnsi="Franklin Gothic Heavy" w:cstheme="majorBidi"/>
       <w:b/>
@@ -6175,7 +6199,7 @@
     <w:name w:val="Subtle Emphasis"/>
     <w:uiPriority w:val="19"/>
     <w:qFormat/>
-    <w:rsid w:val="00487577"/>
+    <w:rsid w:val="00784BA3"/>
     <w:rPr>
       <w:i/>
       <w:iCs/>
@@ -6186,7 +6210,7 @@
     <w:name w:val="Subtle Reference"/>
     <w:uiPriority w:val="31"/>
     <w:qFormat/>
-    <w:rsid w:val="00487577"/>
+    <w:rsid w:val="00784BA3"/>
     <w:rPr>
       <w:b/>
       <w:bCs/>
@@ -6200,7 +6224,7 @@
     <w:link w:val="TitleChar"/>
     <w:uiPriority w:val="10"/>
     <w:qFormat/>
-    <w:rsid w:val="00487577"/>
+    <w:rsid w:val="00784BA3"/>
     <w:rPr>
       <w:rFonts w:eastAsiaTheme="majorEastAsia" w:cstheme="majorBidi"/>
       <w:caps/>
@@ -6215,7 +6239,7 @@
     <w:basedOn w:val="DefaultParagraphFont"/>
     <w:link w:val="Title"/>
     <w:uiPriority w:val="10"/>
-    <w:rsid w:val="00487577"/>
+    <w:rsid w:val="00784BA3"/>
     <w:rPr>
       <w:rFonts w:eastAsiaTheme="majorEastAsia" w:cstheme="majorBidi"/>
       <w:caps/>
@@ -6233,7 +6257,7 @@
     <w:uiPriority w:val="39"/>
     <w:unhideWhenUsed/>
     <w:qFormat/>
-    <w:rsid w:val="00487577"/>
+    <w:rsid w:val="00784BA3"/>
     <w:pPr>
       <w:tabs>
         <w:tab w:val="right" w:leader="dot" w:pos="10070"/>
@@ -6255,7 +6279,7 @@
     <w:uiPriority w:val="39"/>
     <w:unhideWhenUsed/>
     <w:qFormat/>
-    <w:rsid w:val="00487577"/>
+    <w:rsid w:val="00784BA3"/>
     <w:pPr>
       <w:spacing w:after="100"/>
       <w:ind w:left="200"/>
@@ -6269,7 +6293,7 @@
     <w:uiPriority w:val="39"/>
     <w:unhideWhenUsed/>
     <w:qFormat/>
-    <w:rsid w:val="00487577"/>
+    <w:rsid w:val="00784BA3"/>
     <w:pPr>
       <w:tabs>
         <w:tab w:val="right" w:leader="dot" w:pos="10070"/>
@@ -6287,7 +6311,7 @@
     <w:autoRedefine/>
     <w:uiPriority w:val="39"/>
     <w:unhideWhenUsed/>
-    <w:rsid w:val="00487577"/>
+    <w:rsid w:val="00784BA3"/>
     <w:pPr>
       <w:spacing w:after="100"/>
       <w:ind w:left="660"/>
@@ -6300,7 +6324,7 @@
     <w:autoRedefine/>
     <w:uiPriority w:val="39"/>
     <w:unhideWhenUsed/>
-    <w:rsid w:val="00487577"/>
+    <w:rsid w:val="00784BA3"/>
     <w:pPr>
       <w:spacing w:after="100"/>
       <w:ind w:left="880"/>
@@ -6313,7 +6337,7 @@
     <w:autoRedefine/>
     <w:uiPriority w:val="39"/>
     <w:unhideWhenUsed/>
-    <w:rsid w:val="00487577"/>
+    <w:rsid w:val="00784BA3"/>
     <w:pPr>
       <w:spacing w:after="100"/>
       <w:ind w:left="1100"/>
@@ -6326,7 +6350,7 @@
     <w:autoRedefine/>
     <w:uiPriority w:val="39"/>
     <w:unhideWhenUsed/>
-    <w:rsid w:val="00487577"/>
+    <w:rsid w:val="00784BA3"/>
     <w:pPr>
       <w:spacing w:after="100"/>
       <w:ind w:left="1320"/>
@@ -6339,7 +6363,7 @@
     <w:autoRedefine/>
     <w:uiPriority w:val="39"/>
     <w:unhideWhenUsed/>
-    <w:rsid w:val="00487577"/>
+    <w:rsid w:val="00784BA3"/>
     <w:pPr>
       <w:spacing w:after="100"/>
       <w:ind w:left="1540"/>
@@ -6352,7 +6376,7 @@
     <w:autoRedefine/>
     <w:uiPriority w:val="39"/>
     <w:unhideWhenUsed/>
-    <w:rsid w:val="00487577"/>
+    <w:rsid w:val="00784BA3"/>
     <w:pPr>
       <w:spacing w:after="100"/>
       <w:ind w:left="1760"/>
@@ -6365,7 +6389,7 @@
     <w:uiPriority w:val="39"/>
     <w:unhideWhenUsed/>
     <w:qFormat/>
-    <w:rsid w:val="00487577"/>
+    <w:rsid w:val="00784BA3"/>
     <w:pPr>
       <w:outlineLvl w:val="9"/>
     </w:pPr>
@@ -6374,7 +6398,7 @@
     <w:name w:val="Plain Table 1"/>
     <w:basedOn w:val="TableNormal"/>
     <w:uiPriority w:val="41"/>
-    <w:rsid w:val="00487577"/>
+    <w:rsid w:val="00784BA3"/>
     <w:pPr>
       <w:spacing w:after="0" w:line="240" w:lineRule="auto"/>
     </w:pPr>
@@ -6440,7 +6464,7 @@
     <w:name w:val="Grid Table Light"/>
     <w:basedOn w:val="TableNormal"/>
     <w:uiPriority w:val="40"/>
-    <w:rsid w:val="00487577"/>
+    <w:rsid w:val="00784BA3"/>
     <w:pPr>
       <w:spacing w:after="0" w:line="240" w:lineRule="auto"/>
     </w:pPr>
@@ -6464,7 +6488,7 @@
     <w:uiPriority w:val="99"/>
     <w:semiHidden/>
     <w:unhideWhenUsed/>
-    <w:rsid w:val="00487577"/>
+    <w:rsid w:val="00784BA3"/>
     <w:rPr>
       <w:color w:val="2B579A"/>
       <w:shd w:val="clear" w:color="auto" w:fill="E6E6E6"/>
@@ -6475,7 +6499,7 @@
     <w:basedOn w:val="noteslinedL3"/>
     <w:next w:val="noteslined"/>
     <w:qFormat/>
-    <w:rsid w:val="00487577"/>
+    <w:rsid w:val="00784BA3"/>
     <w:pPr>
       <w:pBdr>
         <w:left w:val="thinThickSmallGap" w:sz="18" w:space="4" w:color="2E74B5" w:themeColor="accent5" w:themeShade="BF"/>
@@ -6489,7 +6513,7 @@
     <w:uiPriority w:val="99"/>
     <w:semiHidden/>
     <w:unhideWhenUsed/>
-    <w:rsid w:val="00487577"/>
+    <w:rsid w:val="00784BA3"/>
     <w:rPr>
       <w:vertAlign w:val="superscript"/>
     </w:rPr>
@@ -6501,7 +6525,7 @@
     <w:uiPriority w:val="99"/>
     <w:semiHidden/>
     <w:unhideWhenUsed/>
-    <w:rsid w:val="00487577"/>
+    <w:rsid w:val="00784BA3"/>
     <w:pPr>
       <w:spacing w:before="80" w:after="0"/>
       <w:ind w:left="187" w:right="1980" w:hanging="187"/>
@@ -6518,7 +6542,7 @@
     <w:link w:val="EndnoteText"/>
     <w:uiPriority w:val="99"/>
     <w:semiHidden/>
-    <w:rsid w:val="00487577"/>
+    <w:rsid w:val="00784BA3"/>
     <w:rPr>
       <w:rFonts w:eastAsiaTheme="minorEastAsia"/>
       <w:sz w:val="20"/>
@@ -6532,7 +6556,7 @@
     <w:uiPriority w:val="99"/>
     <w:semiHidden/>
     <w:unhideWhenUsed/>
-    <w:rsid w:val="00487577"/>
+    <w:rsid w:val="00784BA3"/>
     <w:rPr>
       <w:vertAlign w:val="superscript"/>
     </w:rPr>
@@ -6544,7 +6568,7 @@
     <w:uiPriority w:val="99"/>
     <w:unhideWhenUsed/>
     <w:qFormat/>
-    <w:rsid w:val="00487577"/>
+    <w:rsid w:val="00784BA3"/>
     <w:pPr>
       <w:spacing w:before="80" w:after="0"/>
       <w:ind w:left="187" w:right="1980" w:hanging="187"/>
@@ -6561,7 +6585,7 @@
     <w:basedOn w:val="DefaultParagraphFont"/>
     <w:link w:val="FootnoteText"/>
     <w:uiPriority w:val="99"/>
-    <w:rsid w:val="00487577"/>
+    <w:rsid w:val="00784BA3"/>
     <w:rPr>
       <w:rFonts w:eastAsiaTheme="minorEastAsia"/>
       <w:sz w:val="16"/>
@@ -6573,7 +6597,7 @@
     <w:name w:val="Grid Table 1 Light Accent 6"/>
     <w:basedOn w:val="TableNormal"/>
     <w:uiPriority w:val="46"/>
-    <w:rsid w:val="00487577"/>
+    <w:rsid w:val="00784BA3"/>
     <w:pPr>
       <w:spacing w:after="0" w:line="240" w:lineRule="auto"/>
     </w:pPr>
@@ -6634,7 +6658,7 @@
     <w:basedOn w:val="DefaultParagraphFont"/>
     <w:uiPriority w:val="1"/>
     <w:qFormat/>
-    <w:rsid w:val="00487577"/>
+    <w:rsid w:val="00784BA3"/>
     <w:rPr>
       <w:rFonts w:ascii="Franklin Gothic Book" w:hAnsi="Franklin Gothic Book"/>
       <w:b/>
@@ -6650,7 +6674,7 @@
   <w:style w:type="paragraph" w:customStyle="1" w:styleId="Tablecell">
     <w:name w:val="Table cell"/>
     <w:basedOn w:val="Normal"/>
-    <w:rsid w:val="00487577"/>
+    <w:rsid w:val="00784BA3"/>
     <w:pPr>
       <w:spacing w:after="0"/>
       <w:ind w:right="1980" w:hanging="187"/>
@@ -6665,7 +6689,7 @@
     <w:basedOn w:val="Normal"/>
     <w:link w:val="noteslinedChar"/>
     <w:qFormat/>
-    <w:rsid w:val="00487577"/>
+    <w:rsid w:val="00784BA3"/>
     <w:pPr>
       <w:pBdr>
         <w:left w:val="dotted" w:sz="4" w:space="4" w:color="2E74B5" w:themeColor="accent5" w:themeShade="BF"/>
@@ -6685,7 +6709,7 @@
     <w:next w:val="noteslined"/>
     <w:link w:val="noteslinedL3Char"/>
     <w:qFormat/>
-    <w:rsid w:val="00487577"/>
+    <w:rsid w:val="00784BA3"/>
     <w:pPr>
       <w:keepNext/>
       <w:pBdr>
@@ -6706,7 +6730,7 @@
     <w:name w:val="notes lined Char"/>
     <w:basedOn w:val="DefaultParagraphFont"/>
     <w:link w:val="noteslined"/>
-    <w:rsid w:val="00487577"/>
+    <w:rsid w:val="00784BA3"/>
     <w:rPr>
       <w:rFonts w:eastAsiaTheme="minorEastAsia" w:cstheme="majorHAnsi"/>
       <w:color w:val="0B1C2B"/>
@@ -6718,7 +6742,7 @@
     <w:name w:val="notes lined L3 Char"/>
     <w:basedOn w:val="noteslinedChar"/>
     <w:link w:val="noteslinedL3"/>
-    <w:rsid w:val="00487577"/>
+    <w:rsid w:val="00784BA3"/>
     <w:rPr>
       <w:rFonts w:ascii="Arial Black" w:eastAsiaTheme="minorEastAsia" w:hAnsi="Arial Black" w:cstheme="majorHAnsi"/>
       <w:color w:val="1F3864" w:themeColor="accent1" w:themeShade="80"/>
@@ -6730,7 +6754,7 @@
     <w:name w:val="notes flush"/>
     <w:basedOn w:val="Normal"/>
     <w:qFormat/>
-    <w:rsid w:val="00487577"/>
+    <w:rsid w:val="00784BA3"/>
     <w:pPr>
       <w:spacing w:after="0" w:line="160" w:lineRule="atLeast"/>
       <w:ind w:left="187" w:right="72" w:hanging="187"/>
@@ -6747,7 +6771,7 @@
     <w:name w:val="notes bullets"/>
     <w:basedOn w:val="NoList"/>
     <w:uiPriority w:val="99"/>
-    <w:rsid w:val="00487577"/>
+    <w:rsid w:val="00784BA3"/>
     <w:pPr>
       <w:numPr>
         <w:numId w:val="8"/>
@@ -6760,7 +6784,7 @@
     <w:uiPriority w:val="99"/>
     <w:semiHidden/>
     <w:unhideWhenUsed/>
-    <w:rsid w:val="00487577"/>
+    <w:rsid w:val="00784BA3"/>
     <w:pPr>
       <w:numPr>
         <w:ilvl w:val="1"/>
@@ -6782,7 +6806,7 @@
     <w:uiPriority w:val="99"/>
     <w:semiHidden/>
     <w:unhideWhenUsed/>
-    <w:rsid w:val="00487577"/>
+    <w:rsid w:val="00784BA3"/>
     <w:pPr>
       <w:numPr>
         <w:ilvl w:val="2"/>
@@ -6804,7 +6828,7 @@
     <w:uiPriority w:val="99"/>
     <w:semiHidden/>
     <w:unhideWhenUsed/>
-    <w:rsid w:val="00487577"/>
+    <w:rsid w:val="00784BA3"/>
     <w:pPr>
       <w:numPr>
         <w:ilvl w:val="3"/>
@@ -6826,7 +6850,7 @@
     <w:uiPriority w:val="99"/>
     <w:semiHidden/>
     <w:unhideWhenUsed/>
-    <w:rsid w:val="00487577"/>
+    <w:rsid w:val="00784BA3"/>
     <w:pPr>
       <w:numPr>
         <w:ilvl w:val="4"/>
@@ -6846,7 +6870,7 @@
     <w:name w:val="Grid Table 4 Accent 5"/>
     <w:basedOn w:val="TableNormal"/>
     <w:uiPriority w:val="49"/>
-    <w:rsid w:val="00487577"/>
+    <w:rsid w:val="00784BA3"/>
     <w:pPr>
       <w:spacing w:after="0" w:line="240" w:lineRule="auto"/>
     </w:pPr>
@@ -6922,7 +6946,7 @@
     <w:name w:val="Grid Table 2 Accent 1"/>
     <w:basedOn w:val="TableNormal"/>
     <w:uiPriority w:val="47"/>
-    <w:rsid w:val="00487577"/>
+    <w:rsid w:val="00784BA3"/>
     <w:pPr>
       <w:spacing w:after="0" w:line="240" w:lineRule="auto"/>
     </w:pPr>
@@ -6999,7 +7023,7 @@
     <w:next w:val="Normal"/>
     <w:uiPriority w:val="37"/>
     <w:unhideWhenUsed/>
-    <w:rsid w:val="00487577"/>
+    <w:rsid w:val="00784BA3"/>
     <w:pPr>
       <w:spacing w:before="240" w:after="0" w:line="276" w:lineRule="auto"/>
       <w:ind w:left="274" w:right="2160"/>
@@ -7015,7 +7039,7 @@
     <w:uiPriority w:val="99"/>
     <w:semiHidden/>
     <w:unhideWhenUsed/>
-    <w:rsid w:val="00487577"/>
+    <w:rsid w:val="00784BA3"/>
     <w:rPr>
       <w:color w:val="2B579A"/>
       <w:shd w:val="clear" w:color="auto" w:fill="E6E6E6"/>
@@ -7027,7 +7051,7 @@
     <w:uiPriority w:val="99"/>
     <w:semiHidden/>
     <w:unhideWhenUsed/>
-    <w:rsid w:val="00487577"/>
+    <w:rsid w:val="00784BA3"/>
     <w:rPr>
       <w:color w:val="2B579A"/>
       <w:shd w:val="clear" w:color="auto" w:fill="E6E6E6"/>
@@ -7039,7 +7063,7 @@
     <w:uiPriority w:val="99"/>
     <w:semiHidden/>
     <w:unhideWhenUsed/>
-    <w:rsid w:val="00487577"/>
+    <w:rsid w:val="00784BA3"/>
     <w:rPr>
       <w:color w:val="2B579A"/>
       <w:shd w:val="clear" w:color="auto" w:fill="E6E6E6"/>
@@ -7051,7 +7075,7 @@
     <w:uiPriority w:val="99"/>
     <w:semiHidden/>
     <w:unhideWhenUsed/>
-    <w:rsid w:val="00487577"/>
+    <w:rsid w:val="00784BA3"/>
     <w:rPr>
       <w:color w:val="808080"/>
       <w:shd w:val="clear" w:color="auto" w:fill="E6E6E6"/>
@@ -7060,7 +7084,7 @@
   <w:style w:type="paragraph" w:customStyle="1" w:styleId="tablecelltight">
     <w:name w:val="table cell tight"/>
     <w:qFormat/>
-    <w:rsid w:val="00487577"/>
+    <w:rsid w:val="00784BA3"/>
     <w:pPr>
       <w:spacing w:after="40" w:line="240" w:lineRule="auto"/>
       <w:contextualSpacing/>
@@ -7078,7 +7102,7 @@
     <w:next w:val="Normal"/>
     <w:link w:val="notesChar"/>
     <w:qFormat/>
-    <w:rsid w:val="00487577"/>
+    <w:rsid w:val="00784BA3"/>
     <w:pPr>
       <w:spacing w:line="240" w:lineRule="auto"/>
     </w:pPr>
@@ -7092,7 +7116,7 @@
     <w:name w:val="notes Char"/>
     <w:basedOn w:val="DefaultParagraphFont"/>
     <w:link w:val="notes"/>
-    <w:rsid w:val="00487577"/>
+    <w:rsid w:val="00784BA3"/>
     <w:rPr>
       <w:color w:val="538135" w:themeColor="accent6" w:themeShade="BF"/>
       <w:sz w:val="16"/>
@@ -7104,7 +7128,7 @@
     <w:basedOn w:val="Normal"/>
     <w:next w:val="Normal"/>
     <w:qFormat/>
-    <w:rsid w:val="00487577"/>
+    <w:rsid w:val="00784BA3"/>
     <w:pPr>
       <w:pBdr>
         <w:top w:val="single" w:sz="4" w:space="1" w:color="C45911" w:themeColor="accent2" w:themeShade="BF"/>
@@ -7124,7 +7148,7 @@
     <w:basedOn w:val="Normal"/>
     <w:next w:val="Normal"/>
     <w:qFormat/>
-    <w:rsid w:val="00487577"/>
+    <w:rsid w:val="00784BA3"/>
     <w:pPr>
       <w:pBdr>
         <w:top w:val="single" w:sz="8" w:space="1" w:color="C45911" w:themeColor="accent2" w:themeShade="BF"/>
@@ -7149,7 +7173,7 @@
   <w:style w:type="paragraph" w:customStyle="1" w:styleId="answerline">
     <w:name w:val="answer line"/>
     <w:basedOn w:val="ListParagraph"/>
-    <w:rsid w:val="00487577"/>
+    <w:rsid w:val="00784BA3"/>
     <w:pPr>
       <w:numPr>
         <w:numId w:val="22"/>
@@ -7165,7 +7189,7 @@
     <w:basedOn w:val="DefaultParagraphFont"/>
     <w:uiPriority w:val="1"/>
     <w:qFormat/>
-    <w:rsid w:val="00487577"/>
+    <w:rsid w:val="00784BA3"/>
     <w:rPr>
       <w:rFonts w:ascii="Verdana" w:hAnsi="Verdana"/>
       <w:b/>
@@ -7178,7 +7202,7 @@
     <w:basedOn w:val="DefaultParagraphFont"/>
     <w:uiPriority w:val="1"/>
     <w:qFormat/>
-    <w:rsid w:val="00487577"/>
+    <w:rsid w:val="00784BA3"/>
     <w:rPr>
       <w:rFonts w:ascii="Franklin Gothic Book" w:hAnsi="Franklin Gothic Book"/>
       <w:b/>
@@ -7197,7 +7221,7 @@
     <w:basedOn w:val="Normal"/>
     <w:next w:val="Normal"/>
     <w:qFormat/>
-    <w:rsid w:val="00487577"/>
+    <w:rsid w:val="00784BA3"/>
     <w:pPr>
       <w:pBdr>
         <w:top w:val="dotted" w:sz="4" w:space="1" w:color="auto"/>
@@ -7212,7 +7236,7 @@
     <w:basedOn w:val="Normal"/>
     <w:next w:val="Normal"/>
     <w:qFormat/>
-    <w:rsid w:val="00487577"/>
+    <w:rsid w:val="00784BA3"/>
     <w:pPr>
       <w:pBdr>
         <w:top w:val="dotted" w:sz="4" w:space="4" w:color="auto"/>
@@ -7228,7 +7252,7 @@
     <w:basedOn w:val="dataterm"/>
     <w:uiPriority w:val="1"/>
     <w:qFormat/>
-    <w:rsid w:val="00487577"/>
+    <w:rsid w:val="00784BA3"/>
     <w:rPr>
       <w:rFonts w:ascii="Franklin Gothic Medium Cond" w:hAnsi="Franklin Gothic Medium Cond"/>
       <w:b/>
@@ -7242,7 +7266,7 @@
     <w:basedOn w:val="Normal"/>
     <w:next w:val="Normal"/>
     <w:qFormat/>
-    <w:rsid w:val="00487577"/>
+    <w:rsid w:val="00784BA3"/>
     <w:pPr>
       <w:spacing w:before="120" w:after="120"/>
       <w:ind w:left="1440"/>
